--- a/documentation/version control.docx
+++ b/documentation/version control.docx
@@ -43,10 +43,13 @@
         <w:pStyle w:val="Heading1"/>
       </w:pPr>
       <w:r>
-        <w:t xml:space="preserve">Version – </w:t>
-      </w:r>
-      <w:r>
-        <w:t>0.1</w:t>
+        <w:t>Version – 0.</w:t>
+      </w:r>
+      <w:r>
+        <w:t>0</w:t>
+      </w:r>
+      <w:r>
+        <w:t>1</w:t>
       </w:r>
     </w:p>
     <w:p/>
@@ -103,10 +106,89 @@
         <w:pStyle w:val="ListBullet"/>
       </w:pPr>
       <w:r>
-        <w:t xml:space="preserve">Issues with display </w:t>
-      </w:r>
-      <w:r>
-        <w:t>was resolved by moving the python file into the flask r folder and editing the main.py file to have the correct flask structure</w:t>
+        <w:t>Issues with display was resolved by moving the python file into the flask r folder and editing the main.py file to have the correct flask structure</w:t>
+      </w:r>
+    </w:p>
+    <w:p>
+      <w:pPr>
+        <w:rPr>
+          <w:rFonts w:asciiTheme="majorHAnsi" w:eastAsiaTheme="majorEastAsia" w:hAnsiTheme="majorHAnsi" w:cstheme="majorBidi"/>
+          <w:color w:val="0F4761" w:themeColor="accent1" w:themeShade="BF"/>
+          <w:sz w:val="40"/>
+          <w:szCs w:val="40"/>
+        </w:rPr>
+      </w:pPr>
+      <w:r>
+        <w:br w:type="page"/>
+      </w:r>
+    </w:p>
+    <w:p>
+      <w:pPr>
+        <w:pStyle w:val="Heading1"/>
+      </w:pPr>
+      <w:r>
+        <w:lastRenderedPageBreak/>
+        <w:t>Version – 0.</w:t>
+      </w:r>
+      <w:r>
+        <w:t>02</w:t>
+      </w:r>
+    </w:p>
+    <w:p/>
+    <w:p>
+      <w:pPr>
+        <w:pStyle w:val="Heading2"/>
+      </w:pPr>
+      <w:r>
+        <w:t xml:space="preserve">What was added – </w:t>
+      </w:r>
+    </w:p>
+    <w:p>
+      <w:r>
+        <w:t>Added all the visual elements for the home page and implemented navigation functionality</w:t>
+      </w:r>
+    </w:p>
+    <w:p/>
+    <w:p>
+      <w:pPr>
+        <w:pStyle w:val="Heading2"/>
+      </w:pPr>
+      <w:r>
+        <w:t>Any errors that were encountered –</w:t>
+      </w:r>
+    </w:p>
+    <w:p>
+      <w:pPr>
+        <w:pStyle w:val="ListBullet"/>
+      </w:pPr>
+      <w:r>
+        <w:t xml:space="preserve">Encountered errors in displaying the </w:t>
+      </w:r>
+      <w:r>
+        <w:t xml:space="preserve">visuals of the </w:t>
+      </w:r>
+      <w:r>
+        <w:t xml:space="preserve">index page </w:t>
+      </w:r>
+    </w:p>
+    <w:p/>
+    <w:p>
+      <w:pPr>
+        <w:pStyle w:val="Heading2"/>
+      </w:pPr>
+      <w:r>
+        <w:t xml:space="preserve">Error fixes and testing done - </w:t>
+      </w:r>
+    </w:p>
+    <w:p>
+      <w:pPr>
+        <w:pStyle w:val="ListBullet"/>
+      </w:pPr>
+      <w:r>
+        <w:t xml:space="preserve">Issues with display was resolved by </w:t>
+      </w:r>
+      <w:r>
+        <w:t>editing css to fix overlap and massive white spaces</w:t>
       </w:r>
     </w:p>
     <w:p/>
@@ -126,7 +208,7 @@
   <w:abstractNum w:abstractNumId="0" w15:restartNumberingAfterBreak="0">
     <w:nsid w:val="FFFFFF89"/>
     <w:multiLevelType w:val="singleLevel"/>
-    <w:tmpl w:val="C8BC4B60"/>
+    <w:tmpl w:val="73F2AD8E"/>
     <w:lvl w:ilvl="0">
       <w:start w:val="1"/>
       <w:numFmt w:val="bullet"/>

--- a/documentation/version control.docx
+++ b/documentation/version control.docx
@@ -128,10 +128,7 @@
       </w:pPr>
       <w:r>
         <w:lastRenderedPageBreak/>
-        <w:t>Version – 0.</w:t>
-      </w:r>
-      <w:r>
-        <w:t>02</w:t>
+        <w:t>Version – 0.02</w:t>
       </w:r>
     </w:p>
     <w:p/>
@@ -188,11 +185,124 @@
         <w:t xml:space="preserve">Issues with display was resolved by </w:t>
       </w:r>
       <w:r>
-        <w:t>editing css to fix overlap and massive white spaces</w:t>
+        <w:t xml:space="preserve">editing </w:t>
+      </w:r>
+      <w:proofErr w:type="spellStart"/>
+      <w:r>
+        <w:t>css</w:t>
+      </w:r>
+      <w:proofErr w:type="spellEnd"/>
+      <w:r>
+        <w:t xml:space="preserve"> to fix overlap and massive white spaces</w:t>
       </w:r>
     </w:p>
     <w:p/>
+    <w:p>
+      <w:pPr>
+        <w:pStyle w:val="Heading1"/>
+      </w:pPr>
+      <w:r>
+        <w:t>Version – 0.0</w:t>
+      </w:r>
+      <w:r>
+        <w:t>3</w:t>
+      </w:r>
+    </w:p>
     <w:p/>
+    <w:p>
+      <w:pPr>
+        <w:pStyle w:val="Heading2"/>
+      </w:pPr>
+      <w:r>
+        <w:t xml:space="preserve">What was added – </w:t>
+      </w:r>
+    </w:p>
+    <w:p>
+      <w:pPr>
+        <w:pStyle w:val="ListParagraph"/>
+        <w:numPr>
+          <w:ilvl w:val="0"/>
+          <w:numId w:val="2"/>
+        </w:numPr>
+      </w:pPr>
+      <w:r>
+        <w:t>Redid visuals across the website</w:t>
+      </w:r>
+    </w:p>
+    <w:p>
+      <w:pPr>
+        <w:pStyle w:val="ListParagraph"/>
+        <w:numPr>
+          <w:ilvl w:val="0"/>
+          <w:numId w:val="2"/>
+        </w:numPr>
+      </w:pPr>
+      <w:r>
+        <w:t>implemented the login sign up and booking systems</w:t>
+      </w:r>
+    </w:p>
+    <w:p>
+      <w:pPr>
+        <w:pStyle w:val="ListParagraph"/>
+        <w:numPr>
+          <w:ilvl w:val="0"/>
+          <w:numId w:val="2"/>
+        </w:numPr>
+      </w:pPr>
+      <w:r>
+        <w:t>did testing for booking system and login</w:t>
+      </w:r>
+    </w:p>
+    <w:p/>
+    <w:p>
+      <w:pPr>
+        <w:pStyle w:val="Heading2"/>
+      </w:pPr>
+      <w:r>
+        <w:t>Any errors that were encountered –</w:t>
+      </w:r>
+    </w:p>
+    <w:p>
+      <w:pPr>
+        <w:pStyle w:val="ListBullet"/>
+      </w:pPr>
+      <w:r>
+        <w:t xml:space="preserve"> various errors relating to the input handling(can see more in-depth notes </w:t>
+      </w:r>
+      <w:hyperlink r:id="rId5" w:history="1">
+        <w:r>
+          <w:rPr>
+            <w:rStyle w:val="Hyperlink"/>
+          </w:rPr>
+          <w:t>her</w:t>
+        </w:r>
+        <w:r>
+          <w:rPr>
+            <w:rStyle w:val="Hyperlink"/>
+          </w:rPr>
+          <w:t>e</w:t>
+        </w:r>
+      </w:hyperlink>
+      <w:r>
+        <w:t>)</w:t>
+      </w:r>
+    </w:p>
+    <w:p>
+      <w:pPr>
+        <w:pStyle w:val="Heading2"/>
+      </w:pPr>
+      <w:r>
+        <w:t xml:space="preserve">Error fixes and testing done - </w:t>
+      </w:r>
+    </w:p>
+    <w:p>
+      <w:pPr>
+        <w:pStyle w:val="ListBullet"/>
+      </w:pPr>
+      <w:r>
+        <w:t xml:space="preserve">Edited database structure, fixed length input handling issues with the registration, matched the booking inputs names to the backed etc </w:t>
+      </w:r>
+    </w:p>
     <w:sectPr>
       <w:pgSz w:w="11906" w:h="16838"/>
       <w:pgMar w:top="1440" w:right="1440" w:bottom="1440" w:left="1440" w:header="708" w:footer="708" w:gutter="0"/>
@@ -208,7 +318,7 @@
   <w:abstractNum w:abstractNumId="0" w15:restartNumberingAfterBreak="0">
     <w:nsid w:val="FFFFFF89"/>
     <w:multiLevelType w:val="singleLevel"/>
-    <w:tmpl w:val="73F2AD8E"/>
+    <w:tmpl w:val="B45E00AE"/>
     <w:lvl w:ilvl="0">
       <w:start w:val="1"/>
       <w:numFmt w:val="bullet"/>
@@ -226,8 +336,124 @@
       </w:rPr>
     </w:lvl>
   </w:abstractNum>
+  <w:abstractNum w:abstractNumId="1" w15:restartNumberingAfterBreak="0">
+    <w:nsid w:val="1709707B"/>
+    <w:multiLevelType w:val="hybridMultilevel"/>
+    <w:tmpl w:val="FD66B79C"/>
+    <w:lvl w:ilvl="0" w:tplc="08090001">
+      <w:start w:val="1"/>
+      <w:numFmt w:val="bullet"/>
+      <w:lvlText w:val=""/>
+      <w:lvlJc w:val="left"/>
+      <w:pPr>
+        <w:ind w:left="720" w:hanging="360"/>
+      </w:pPr>
+      <w:rPr>
+        <w:rFonts w:ascii="Symbol" w:hAnsi="Symbol" w:hint="default"/>
+      </w:rPr>
+    </w:lvl>
+    <w:lvl w:ilvl="1" w:tplc="08090003" w:tentative="1">
+      <w:start w:val="1"/>
+      <w:numFmt w:val="bullet"/>
+      <w:lvlText w:val="o"/>
+      <w:lvlJc w:val="left"/>
+      <w:pPr>
+        <w:ind w:left="1440" w:hanging="360"/>
+      </w:pPr>
+      <w:rPr>
+        <w:rFonts w:ascii="Courier New" w:hAnsi="Courier New" w:cs="Courier New" w:hint="default"/>
+      </w:rPr>
+    </w:lvl>
+    <w:lvl w:ilvl="2" w:tplc="08090005" w:tentative="1">
+      <w:start w:val="1"/>
+      <w:numFmt w:val="bullet"/>
+      <w:lvlText w:val=""/>
+      <w:lvlJc w:val="left"/>
+      <w:pPr>
+        <w:ind w:left="2160" w:hanging="360"/>
+      </w:pPr>
+      <w:rPr>
+        <w:rFonts w:ascii="Wingdings" w:hAnsi="Wingdings" w:hint="default"/>
+      </w:rPr>
+    </w:lvl>
+    <w:lvl w:ilvl="3" w:tplc="08090001" w:tentative="1">
+      <w:start w:val="1"/>
+      <w:numFmt w:val="bullet"/>
+      <w:lvlText w:val=""/>
+      <w:lvlJc w:val="left"/>
+      <w:pPr>
+        <w:ind w:left="2880" w:hanging="360"/>
+      </w:pPr>
+      <w:rPr>
+        <w:rFonts w:ascii="Symbol" w:hAnsi="Symbol" w:hint="default"/>
+      </w:rPr>
+    </w:lvl>
+    <w:lvl w:ilvl="4" w:tplc="08090003" w:tentative="1">
+      <w:start w:val="1"/>
+      <w:numFmt w:val="bullet"/>
+      <w:lvlText w:val="o"/>
+      <w:lvlJc w:val="left"/>
+      <w:pPr>
+        <w:ind w:left="3600" w:hanging="360"/>
+      </w:pPr>
+      <w:rPr>
+        <w:rFonts w:ascii="Courier New" w:hAnsi="Courier New" w:cs="Courier New" w:hint="default"/>
+      </w:rPr>
+    </w:lvl>
+    <w:lvl w:ilvl="5" w:tplc="08090005" w:tentative="1">
+      <w:start w:val="1"/>
+      <w:numFmt w:val="bullet"/>
+      <w:lvlText w:val=""/>
+      <w:lvlJc w:val="left"/>
+      <w:pPr>
+        <w:ind w:left="4320" w:hanging="360"/>
+      </w:pPr>
+      <w:rPr>
+        <w:rFonts w:ascii="Wingdings" w:hAnsi="Wingdings" w:hint="default"/>
+      </w:rPr>
+    </w:lvl>
+    <w:lvl w:ilvl="6" w:tplc="08090001" w:tentative="1">
+      <w:start w:val="1"/>
+      <w:numFmt w:val="bullet"/>
+      <w:lvlText w:val=""/>
+      <w:lvlJc w:val="left"/>
+      <w:pPr>
+        <w:ind w:left="5040" w:hanging="360"/>
+      </w:pPr>
+      <w:rPr>
+        <w:rFonts w:ascii="Symbol" w:hAnsi="Symbol" w:hint="default"/>
+      </w:rPr>
+    </w:lvl>
+    <w:lvl w:ilvl="7" w:tplc="08090003" w:tentative="1">
+      <w:start w:val="1"/>
+      <w:numFmt w:val="bullet"/>
+      <w:lvlText w:val="o"/>
+      <w:lvlJc w:val="left"/>
+      <w:pPr>
+        <w:ind w:left="5760" w:hanging="360"/>
+      </w:pPr>
+      <w:rPr>
+        <w:rFonts w:ascii="Courier New" w:hAnsi="Courier New" w:cs="Courier New" w:hint="default"/>
+      </w:rPr>
+    </w:lvl>
+    <w:lvl w:ilvl="8" w:tplc="08090005" w:tentative="1">
+      <w:start w:val="1"/>
+      <w:numFmt w:val="bullet"/>
+      <w:lvlText w:val=""/>
+      <w:lvlJc w:val="left"/>
+      <w:pPr>
+        <w:ind w:left="6480" w:hanging="360"/>
+      </w:pPr>
+      <w:rPr>
+        <w:rFonts w:ascii="Wingdings" w:hAnsi="Wingdings" w:hint="default"/>
+      </w:rPr>
+    </w:lvl>
+  </w:abstractNum>
   <w:num w:numId="1" w16cid:durableId="124812478">
     <w:abstractNumId w:val="0"/>
+  </w:num>
+  <w:num w:numId="2" w16cid:durableId="1705213140">
+    <w:abstractNumId w:val="1"/>
   </w:num>
 </w:numbering>
 </file>
@@ -632,7 +858,7 @@
   <w:style w:type="paragraph" w:default="1" w:styleId="Normal">
     <w:name w:val="Normal"/>
     <w:qFormat/>
-    <w:rsid w:val="00E77B72"/>
+    <w:rsid w:val="00B667F3"/>
   </w:style>
   <w:style w:type="paragraph" w:styleId="Heading1">
     <w:name w:val="heading 1"/>
@@ -1160,6 +1386,41 @@
       </w:numPr>
       <w:contextualSpacing/>
     </w:pPr>
+  </w:style>
+  <w:style w:type="character" w:styleId="Hyperlink">
+    <w:name w:val="Hyperlink"/>
+    <w:basedOn w:val="DefaultParagraphFont"/>
+    <w:uiPriority w:val="99"/>
+    <w:unhideWhenUsed/>
+    <w:rsid w:val="00B667F3"/>
+    <w:rPr>
+      <w:color w:val="467886" w:themeColor="hyperlink"/>
+      <w:u w:val="single"/>
+    </w:rPr>
+  </w:style>
+  <w:style w:type="character" w:styleId="UnresolvedMention">
+    <w:name w:val="Unresolved Mention"/>
+    <w:basedOn w:val="DefaultParagraphFont"/>
+    <w:uiPriority w:val="99"/>
+    <w:semiHidden/>
+    <w:unhideWhenUsed/>
+    <w:rsid w:val="00B667F3"/>
+    <w:rPr>
+      <w:color w:val="605E5C"/>
+      <w:shd w:val="clear" w:color="auto" w:fill="E1DFDD"/>
+    </w:rPr>
+  </w:style>
+  <w:style w:type="character" w:styleId="FollowedHyperlink">
+    <w:name w:val="FollowedHyperlink"/>
+    <w:basedOn w:val="DefaultParagraphFont"/>
+    <w:uiPriority w:val="99"/>
+    <w:semiHidden/>
+    <w:unhideWhenUsed/>
+    <w:rsid w:val="00B667F3"/>
+    <w:rPr>
+      <w:color w:val="96607D" w:themeColor="followedHyperlink"/>
+      <w:u w:val="single"/>
+    </w:rPr>
   </w:style>
 </w:styles>
 </file>

--- a/documentation/version control.docx
+++ b/documentation/version control.docx
@@ -5,42 +5,63 @@
     <w:p>
       <w:pPr>
         <w:pStyle w:val="Heading1"/>
+        <w:spacing w:line="360" w:lineRule="auto"/>
       </w:pPr>
       <w:r>
         <w:t>Version – framework</w:t>
       </w:r>
     </w:p>
-    <w:p/>
+    <w:p>
+      <w:pPr>
+        <w:spacing w:line="360" w:lineRule="auto"/>
+      </w:pPr>
+    </w:p>
     <w:p>
       <w:pPr>
         <w:pStyle w:val="Heading2"/>
+        <w:spacing w:line="360" w:lineRule="auto"/>
       </w:pPr>
       <w:r>
         <w:t xml:space="preserve">What was added – </w:t>
       </w:r>
     </w:p>
-    <w:p/>
+    <w:p>
+      <w:pPr>
+        <w:spacing w:line="360" w:lineRule="auto"/>
+      </w:pPr>
+    </w:p>
     <w:p>
       <w:pPr>
         <w:pStyle w:val="Heading2"/>
+        <w:spacing w:line="360" w:lineRule="auto"/>
       </w:pPr>
       <w:r>
         <w:t>Any errors that were encountered -</w:t>
       </w:r>
     </w:p>
-    <w:p/>
+    <w:p>
+      <w:pPr>
+        <w:spacing w:line="360" w:lineRule="auto"/>
+      </w:pPr>
+    </w:p>
     <w:p>
       <w:pPr>
         <w:pStyle w:val="Heading2"/>
+        <w:spacing w:line="360" w:lineRule="auto"/>
       </w:pPr>
       <w:r>
         <w:t xml:space="preserve">Error fixes and testing done – </w:t>
       </w:r>
     </w:p>
-    <w:p/>
+    <w:p>
+      <w:pPr>
+        <w:spacing w:line="360" w:lineRule="auto"/>
+      </w:pPr>
+    </w:p>
     <w:p>
       <w:pPr>
         <w:pStyle w:val="Heading1"/>
+        <w:spacing w:line="360" w:lineRule="auto"/>
       </w:pPr>
       <w:r>
         <w:t>Version – 0.</w:t>
@@ -52,24 +73,37 @@
         <w:t>1</w:t>
       </w:r>
     </w:p>
-    <w:p/>
+    <w:p>
+      <w:pPr>
+        <w:spacing w:line="360" w:lineRule="auto"/>
+      </w:pPr>
+    </w:p>
     <w:p>
       <w:pPr>
         <w:pStyle w:val="Heading2"/>
+        <w:spacing w:line="360" w:lineRule="auto"/>
       </w:pPr>
       <w:r>
         <w:t xml:space="preserve">What was added – </w:t>
       </w:r>
     </w:p>
     <w:p>
+      <w:pPr>
+        <w:spacing w:line="360" w:lineRule="auto"/>
+      </w:pPr>
       <w:r>
         <w:t>created base folder and file structure for the program, started development of main.py file</w:t>
       </w:r>
     </w:p>
-    <w:p/>
+    <w:p>
+      <w:pPr>
+        <w:spacing w:line="360" w:lineRule="auto"/>
+      </w:pPr>
+    </w:p>
     <w:p>
       <w:pPr>
         <w:pStyle w:val="Heading2"/>
+        <w:spacing w:line="360" w:lineRule="auto"/>
       </w:pPr>
       <w:r>
         <w:t xml:space="preserve">Any errors that were encountered </w:t>
@@ -81,6 +115,7 @@
     <w:p>
       <w:pPr>
         <w:pStyle w:val="ListBullet"/>
+        <w:spacing w:line="360" w:lineRule="auto"/>
       </w:pPr>
       <w:r>
         <w:t xml:space="preserve">Encountered errors in displaying the index </w:t>
@@ -92,10 +127,15 @@
         <w:t xml:space="preserve"> </w:t>
       </w:r>
     </w:p>
-    <w:p/>
+    <w:p>
+      <w:pPr>
+        <w:spacing w:line="360" w:lineRule="auto"/>
+      </w:pPr>
+    </w:p>
     <w:p>
       <w:pPr>
         <w:pStyle w:val="Heading2"/>
+        <w:spacing w:line="360" w:lineRule="auto"/>
       </w:pPr>
       <w:r>
         <w:t xml:space="preserve">Error fixes and testing done - </w:t>
@@ -104,6 +144,7 @@
     <w:p>
       <w:pPr>
         <w:pStyle w:val="ListBullet"/>
+        <w:spacing w:line="360" w:lineRule="auto"/>
       </w:pPr>
       <w:r>
         <w:t>Issues with display was resolved by moving the python file into the flask r folder and editing the main.py file to have the correct flask structure</w:t>
@@ -111,6 +152,7 @@
     </w:p>
     <w:p>
       <w:pPr>
+        <w:spacing w:line="360" w:lineRule="auto"/>
         <w:rPr>
           <w:rFonts w:asciiTheme="majorHAnsi" w:eastAsiaTheme="majorEastAsia" w:hAnsiTheme="majorHAnsi" w:cstheme="majorBidi"/>
           <w:color w:val="0F4761" w:themeColor="accent1" w:themeShade="BF"/>
@@ -125,30 +167,44 @@
     <w:p>
       <w:pPr>
         <w:pStyle w:val="Heading1"/>
+        <w:spacing w:line="360" w:lineRule="auto"/>
       </w:pPr>
       <w:r>
         <w:lastRenderedPageBreak/>
         <w:t>Version – 0.02</w:t>
       </w:r>
     </w:p>
-    <w:p/>
+    <w:p>
+      <w:pPr>
+        <w:spacing w:line="360" w:lineRule="auto"/>
+      </w:pPr>
+    </w:p>
     <w:p>
       <w:pPr>
         <w:pStyle w:val="Heading2"/>
+        <w:spacing w:line="360" w:lineRule="auto"/>
       </w:pPr>
       <w:r>
         <w:t xml:space="preserve">What was added – </w:t>
       </w:r>
     </w:p>
     <w:p>
+      <w:pPr>
+        <w:spacing w:line="360" w:lineRule="auto"/>
+      </w:pPr>
       <w:r>
         <w:t>Added all the visual elements for the home page and implemented navigation functionality</w:t>
       </w:r>
     </w:p>
-    <w:p/>
+    <w:p>
+      <w:pPr>
+        <w:spacing w:line="360" w:lineRule="auto"/>
+      </w:pPr>
+    </w:p>
     <w:p>
       <w:pPr>
         <w:pStyle w:val="Heading2"/>
+        <w:spacing w:line="360" w:lineRule="auto"/>
       </w:pPr>
       <w:r>
         <w:t>Any errors that were encountered –</w:t>
@@ -157,6 +213,7 @@
     <w:p>
       <w:pPr>
         <w:pStyle w:val="ListBullet"/>
+        <w:spacing w:line="360" w:lineRule="auto"/>
       </w:pPr>
       <w:r>
         <w:t xml:space="preserve">Encountered errors in displaying the </w:t>
@@ -168,10 +225,15 @@
         <w:t xml:space="preserve">index page </w:t>
       </w:r>
     </w:p>
-    <w:p/>
+    <w:p>
+      <w:pPr>
+        <w:spacing w:line="360" w:lineRule="auto"/>
+      </w:pPr>
+    </w:p>
     <w:p>
       <w:pPr>
         <w:pStyle w:val="Heading2"/>
+        <w:spacing w:line="360" w:lineRule="auto"/>
       </w:pPr>
       <w:r>
         <w:t xml:space="preserve">Error fixes and testing done - </w:t>
@@ -180,6 +242,7 @@
     <w:p>
       <w:pPr>
         <w:pStyle w:val="ListBullet"/>
+        <w:spacing w:line="360" w:lineRule="auto"/>
       </w:pPr>
       <w:r>
         <w:t xml:space="preserve">Issues with display was resolved by </w:t>
@@ -196,22 +259,29 @@
         <w:t xml:space="preserve"> to fix overlap and massive white spaces</w:t>
       </w:r>
     </w:p>
-    <w:p/>
+    <w:p>
+      <w:pPr>
+        <w:spacing w:line="360" w:lineRule="auto"/>
+      </w:pPr>
+    </w:p>
     <w:p>
       <w:pPr>
         <w:pStyle w:val="Heading1"/>
-      </w:pPr>
-      <w:r>
-        <w:t>Version – 0.0</w:t>
-      </w:r>
-      <w:r>
-        <w:t>3</w:t>
-      </w:r>
-    </w:p>
-    <w:p/>
+        <w:spacing w:line="360" w:lineRule="auto"/>
+      </w:pPr>
+      <w:r>
+        <w:t>Version – 0.03</w:t>
+      </w:r>
+    </w:p>
+    <w:p>
+      <w:pPr>
+        <w:spacing w:line="360" w:lineRule="auto"/>
+      </w:pPr>
+    </w:p>
     <w:p>
       <w:pPr>
         <w:pStyle w:val="Heading2"/>
+        <w:spacing w:line="360" w:lineRule="auto"/>
       </w:pPr>
       <w:r>
         <w:t xml:space="preserve">What was added – </w:t>
@@ -224,6 +294,7 @@
           <w:ilvl w:val="0"/>
           <w:numId w:val="2"/>
         </w:numPr>
+        <w:spacing w:line="360" w:lineRule="auto"/>
       </w:pPr>
       <w:r>
         <w:t>Redid visuals across the website</w:t>
@@ -236,6 +307,7 @@
           <w:ilvl w:val="0"/>
           <w:numId w:val="2"/>
         </w:numPr>
+        <w:spacing w:line="360" w:lineRule="auto"/>
       </w:pPr>
       <w:r>
         <w:t>implemented the login sign up and booking systems</w:t>
@@ -248,15 +320,21 @@
           <w:ilvl w:val="0"/>
           <w:numId w:val="2"/>
         </w:numPr>
+        <w:spacing w:line="360" w:lineRule="auto"/>
       </w:pPr>
       <w:r>
         <w:t>did testing for booking system and login</w:t>
       </w:r>
     </w:p>
-    <w:p/>
+    <w:p>
+      <w:pPr>
+        <w:spacing w:line="360" w:lineRule="auto"/>
+      </w:pPr>
+    </w:p>
     <w:p>
       <w:pPr>
         <w:pStyle w:val="Heading2"/>
+        <w:spacing w:line="360" w:lineRule="auto"/>
       </w:pPr>
       <w:r>
         <w:t>Any errors that were encountered –</w:t>
@@ -265,6 +343,7 @@
     <w:p>
       <w:pPr>
         <w:pStyle w:val="ListBullet"/>
+        <w:spacing w:line="360" w:lineRule="auto"/>
       </w:pPr>
       <w:r>
         <w:t xml:space="preserve"> various errors relating to the input handling(can see more in-depth notes </w:t>
@@ -274,13 +353,7 @@
           <w:rPr>
             <w:rStyle w:val="Hyperlink"/>
           </w:rPr>
-          <w:t>her</w:t>
-        </w:r>
-        <w:r>
-          <w:rPr>
-            <w:rStyle w:val="Hyperlink"/>
-          </w:rPr>
-          <w:t>e</w:t>
+          <w:t>here</w:t>
         </w:r>
       </w:hyperlink>
       <w:r>
@@ -290,17 +363,1312 @@
     <w:p>
       <w:pPr>
         <w:pStyle w:val="Heading2"/>
-      </w:pPr>
-      <w:r>
+        <w:spacing w:line="360" w:lineRule="auto"/>
+      </w:pPr>
+      <w:r>
+        <w:lastRenderedPageBreak/>
         <w:t xml:space="preserve">Error fixes and testing done - </w:t>
       </w:r>
     </w:p>
     <w:p>
       <w:pPr>
         <w:pStyle w:val="ListBullet"/>
+        <w:spacing w:line="360" w:lineRule="auto"/>
       </w:pPr>
       <w:r>
         <w:t xml:space="preserve">Edited database structure, fixed length input handling issues with the registration, matched the booking inputs names to the backed etc </w:t>
+      </w:r>
+    </w:p>
+    <w:p>
+      <w:pPr>
+        <w:pStyle w:val="ListBullet"/>
+        <w:numPr>
+          <w:ilvl w:val="0"/>
+          <w:numId w:val="0"/>
+        </w:numPr>
+        <w:spacing w:line="360" w:lineRule="auto"/>
+      </w:pPr>
+    </w:p>
+    <w:p>
+      <w:pPr>
+        <w:pStyle w:val="ListBullet"/>
+        <w:numPr>
+          <w:ilvl w:val="0"/>
+          <w:numId w:val="0"/>
+        </w:numPr>
+        <w:spacing w:line="360" w:lineRule="auto"/>
+      </w:pPr>
+    </w:p>
+    <w:p>
+      <w:pPr>
+        <w:pStyle w:val="ListBullet"/>
+        <w:numPr>
+          <w:ilvl w:val="0"/>
+          <w:numId w:val="0"/>
+        </w:numPr>
+        <w:spacing w:line="360" w:lineRule="auto"/>
+      </w:pPr>
+    </w:p>
+    <w:p>
+      <w:pPr>
+        <w:pStyle w:val="ListBullet"/>
+        <w:numPr>
+          <w:ilvl w:val="0"/>
+          <w:numId w:val="0"/>
+        </w:numPr>
+        <w:spacing w:line="360" w:lineRule="auto"/>
+      </w:pPr>
+    </w:p>
+    <w:p>
+      <w:pPr>
+        <w:pStyle w:val="Heading1"/>
+        <w:spacing w:line="360" w:lineRule="auto"/>
+      </w:pPr>
+      <w:r>
+        <w:t>Git commits</w:t>
+      </w:r>
+    </w:p>
+    <w:p>
+      <w:pPr>
+        <w:spacing w:line="360" w:lineRule="auto"/>
+        <w:rPr>
+          <w:u w:val="single"/>
+        </w:rPr>
+      </w:pPr>
+      <w:r>
+        <w:rPr>
+          <w:u w:val="single"/>
+        </w:rPr>
+        <w:t>These commits go from the newest to the oldest</w:t>
+      </w:r>
+      <w:r>
+        <w:rPr>
+          <w:u w:val="single"/>
+        </w:rPr>
+        <w:t>:</w:t>
+      </w:r>
+    </w:p>
+    <w:p>
+      <w:pPr>
+        <w:spacing w:line="360" w:lineRule="auto"/>
+        <w:rPr>
+          <w:u w:val="single"/>
+        </w:rPr>
+      </w:pPr>
+      <w:r>
+        <w:t xml:space="preserve">2025-04-23 </w:t>
+      </w:r>
+      <w:proofErr w:type="spellStart"/>
+      <w:r>
+        <w:t>fianl</w:t>
+      </w:r>
+      <w:proofErr w:type="spellEnd"/>
+      <w:r>
+        <w:t xml:space="preserve"> version 0.6</w:t>
+      </w:r>
+    </w:p>
+    <w:p>
+      <w:pPr>
+        <w:pStyle w:val="ListBullet"/>
+        <w:numPr>
+          <w:ilvl w:val="0"/>
+          <w:numId w:val="0"/>
+        </w:numPr>
+        <w:spacing w:line="360" w:lineRule="auto"/>
+      </w:pPr>
+      <w:r>
+        <w:t>2025-04-23 added ai chatbot</w:t>
+      </w:r>
+    </w:p>
+    <w:p>
+      <w:pPr>
+        <w:pStyle w:val="ListBullet"/>
+        <w:numPr>
+          <w:ilvl w:val="0"/>
+          <w:numId w:val="0"/>
+        </w:numPr>
+        <w:spacing w:line="360" w:lineRule="auto"/>
+      </w:pPr>
+      <w:r>
+        <w:t>2025-04-23 updated profile and register pages</w:t>
+      </w:r>
+    </w:p>
+    <w:p>
+      <w:pPr>
+        <w:pStyle w:val="ListBullet"/>
+        <w:numPr>
+          <w:ilvl w:val="0"/>
+          <w:numId w:val="0"/>
+        </w:numPr>
+        <w:spacing w:line="360" w:lineRule="auto"/>
+      </w:pPr>
+      <w:r>
+        <w:t>2025-04-22 edited profile content</w:t>
+      </w:r>
+    </w:p>
+    <w:p>
+      <w:pPr>
+        <w:pStyle w:val="ListBullet"/>
+        <w:numPr>
+          <w:ilvl w:val="0"/>
+          <w:numId w:val="0"/>
+        </w:numPr>
+        <w:spacing w:line="360" w:lineRule="auto"/>
+      </w:pPr>
+      <w:r>
+        <w:t xml:space="preserve">2025-04-22 edited bookings table to link to </w:t>
+      </w:r>
+      <w:proofErr w:type="gramStart"/>
+      <w:r>
+        <w:t>users</w:t>
+      </w:r>
+      <w:proofErr w:type="gramEnd"/>
+      <w:r>
+        <w:t xml:space="preserve"> table</w:t>
+      </w:r>
+    </w:p>
+    <w:p>
+      <w:pPr>
+        <w:pStyle w:val="ListBullet"/>
+        <w:numPr>
+          <w:ilvl w:val="0"/>
+          <w:numId w:val="0"/>
+        </w:numPr>
+        <w:spacing w:line="360" w:lineRule="auto"/>
+      </w:pPr>
+      <w:r>
+        <w:t>2025-04-22 Add unfinished page template and updated pricing page content and styles</w:t>
+      </w:r>
+    </w:p>
+    <w:p>
+      <w:pPr>
+        <w:pStyle w:val="ListBullet"/>
+        <w:numPr>
+          <w:ilvl w:val="0"/>
+          <w:numId w:val="0"/>
+        </w:numPr>
+        <w:spacing w:line="360" w:lineRule="auto"/>
+      </w:pPr>
+      <w:r>
+        <w:t xml:space="preserve">2025-04-22 changed booking page styles and improve </w:t>
+      </w:r>
+      <w:proofErr w:type="gramStart"/>
+      <w:r>
+        <w:t>layout;</w:t>
+      </w:r>
+      <w:proofErr w:type="gramEnd"/>
+      <w:r>
+        <w:t xml:space="preserve"> update button with image</w:t>
+      </w:r>
+    </w:p>
+    <w:p>
+      <w:pPr>
+        <w:pStyle w:val="ListBullet"/>
+        <w:numPr>
+          <w:ilvl w:val="0"/>
+          <w:numId w:val="0"/>
+        </w:numPr>
+        <w:spacing w:line="360" w:lineRule="auto"/>
+      </w:pPr>
+      <w:r>
+        <w:t xml:space="preserve">2025-04-22 Add images </w:t>
+      </w:r>
+      <w:proofErr w:type="gramStart"/>
+      <w:r>
+        <w:t xml:space="preserve">to  </w:t>
+      </w:r>
+      <w:proofErr w:type="spellStart"/>
+      <w:r>
+        <w:t>to</w:t>
+      </w:r>
+      <w:proofErr w:type="spellEnd"/>
+      <w:proofErr w:type="gramEnd"/>
+      <w:r>
+        <w:t xml:space="preserve"> home page info cards for improved visuals</w:t>
+      </w:r>
+    </w:p>
+    <w:p>
+      <w:pPr>
+        <w:pStyle w:val="ListBullet"/>
+        <w:numPr>
+          <w:ilvl w:val="0"/>
+          <w:numId w:val="0"/>
+        </w:numPr>
+        <w:spacing w:line="360" w:lineRule="auto"/>
+      </w:pPr>
+      <w:r>
+        <w:t xml:space="preserve">2025-04-22 Fix typos and improve wording in </w:t>
+      </w:r>
+      <w:proofErr w:type="gramStart"/>
+      <w:r>
+        <w:t>documentation;</w:t>
+      </w:r>
+      <w:proofErr w:type="gramEnd"/>
+      <w:r>
+        <w:t xml:space="preserve"> update styles and layout in various templates and CSS files</w:t>
+      </w:r>
+    </w:p>
+    <w:p>
+      <w:pPr>
+        <w:pStyle w:val="ListBullet"/>
+        <w:numPr>
+          <w:ilvl w:val="0"/>
+          <w:numId w:val="0"/>
+        </w:numPr>
+        <w:spacing w:line="360" w:lineRule="auto"/>
+      </w:pPr>
+      <w:r>
+        <w:t xml:space="preserve">2025-04-22 re-added </w:t>
+      </w:r>
+      <w:proofErr w:type="spellStart"/>
+      <w:r>
+        <w:t>compleated</w:t>
+      </w:r>
+      <w:proofErr w:type="spellEnd"/>
+      <w:r>
+        <w:t xml:space="preserve"> html files and edited choice of images</w:t>
+      </w:r>
+    </w:p>
+    <w:p>
+      <w:pPr>
+        <w:pStyle w:val="ListBullet"/>
+        <w:numPr>
+          <w:ilvl w:val="0"/>
+          <w:numId w:val="0"/>
+        </w:numPr>
+        <w:spacing w:line="360" w:lineRule="auto"/>
+      </w:pPr>
+      <w:r>
+        <w:t>2025-04-22 finished styling for home page</w:t>
+      </w:r>
+    </w:p>
+    <w:p>
+      <w:pPr>
+        <w:pStyle w:val="ListBullet"/>
+        <w:numPr>
+          <w:ilvl w:val="0"/>
+          <w:numId w:val="0"/>
+        </w:numPr>
+        <w:spacing w:line="360" w:lineRule="auto"/>
+      </w:pPr>
+      <w:r>
+        <w:t>2025-04-22 edited main body text on the index page</w:t>
+      </w:r>
+    </w:p>
+    <w:p>
+      <w:pPr>
+        <w:pStyle w:val="ListBullet"/>
+        <w:numPr>
+          <w:ilvl w:val="0"/>
+          <w:numId w:val="0"/>
+        </w:numPr>
+        <w:spacing w:line="360" w:lineRule="auto"/>
+      </w:pPr>
+      <w:r>
+        <w:t>2025-04-22 edited main body text on the index page</w:t>
+      </w:r>
+    </w:p>
+    <w:p>
+      <w:pPr>
+        <w:pStyle w:val="ListBullet"/>
+        <w:numPr>
+          <w:ilvl w:val="0"/>
+          <w:numId w:val="0"/>
+        </w:numPr>
+        <w:spacing w:line="360" w:lineRule="auto"/>
+      </w:pPr>
+      <w:r>
+        <w:t>2025-04-22 Refactor index.html layout for improved structure and add new highlighted image</w:t>
+      </w:r>
+    </w:p>
+    <w:p>
+      <w:pPr>
+        <w:pStyle w:val="ListBullet"/>
+        <w:numPr>
+          <w:ilvl w:val="0"/>
+          <w:numId w:val="0"/>
+        </w:numPr>
+        <w:spacing w:line="360" w:lineRule="auto"/>
+      </w:pPr>
+      <w:r>
+        <w:t>2025-04-22 edited the styling of the main.css and added content to the index page</w:t>
+      </w:r>
+    </w:p>
+    <w:p>
+      <w:pPr>
+        <w:pStyle w:val="ListBullet"/>
+        <w:numPr>
+          <w:ilvl w:val="0"/>
+          <w:numId w:val="0"/>
+        </w:numPr>
+        <w:spacing w:line="360" w:lineRule="auto"/>
+      </w:pPr>
+      <w:r>
+        <w:t>2025-04-22 Refactor CSS styles for improved layout and spacing; restore carbon calculation functionality in new test file</w:t>
+      </w:r>
+    </w:p>
+    <w:p>
+      <w:pPr>
+        <w:pStyle w:val="ListBullet"/>
+        <w:numPr>
+          <w:ilvl w:val="0"/>
+          <w:numId w:val="0"/>
+        </w:numPr>
+        <w:spacing w:line="360" w:lineRule="auto"/>
+      </w:pPr>
+      <w:r>
+        <w:lastRenderedPageBreak/>
+        <w:t>2025-04-03 Refactor index.html layout and enhance button design for improved user engagement</w:t>
+      </w:r>
+    </w:p>
+    <w:p>
+      <w:pPr>
+        <w:pStyle w:val="ListBullet"/>
+        <w:numPr>
+          <w:ilvl w:val="0"/>
+          <w:numId w:val="0"/>
+        </w:numPr>
+        <w:spacing w:line="360" w:lineRule="auto"/>
+      </w:pPr>
+      <w:r>
+        <w:t xml:space="preserve">2025-04-03 edited </w:t>
+      </w:r>
+      <w:proofErr w:type="spellStart"/>
+      <w:r>
+        <w:t>indexx</w:t>
+      </w:r>
+      <w:proofErr w:type="spellEnd"/>
+      <w:r>
+        <w:t xml:space="preserve"> </w:t>
+      </w:r>
+      <w:proofErr w:type="spellStart"/>
+      <w:r>
+        <w:t>css</w:t>
+      </w:r>
+      <w:proofErr w:type="spellEnd"/>
+    </w:p>
+    <w:p>
+      <w:pPr>
+        <w:pStyle w:val="ListBullet"/>
+        <w:numPr>
+          <w:ilvl w:val="0"/>
+          <w:numId w:val="0"/>
+        </w:numPr>
+        <w:spacing w:line="360" w:lineRule="auto"/>
+      </w:pPr>
+      <w:r>
+        <w:t>2025-04-03 Add terms and conditions page and update asset log with licensing information</w:t>
+      </w:r>
+    </w:p>
+    <w:p>
+      <w:pPr>
+        <w:pStyle w:val="ListBullet"/>
+        <w:numPr>
+          <w:ilvl w:val="0"/>
+          <w:numId w:val="0"/>
+        </w:numPr>
+        <w:spacing w:line="360" w:lineRule="auto"/>
+      </w:pPr>
+      <w:r>
+        <w:t>2025-04-03 created policy page</w:t>
+      </w:r>
+    </w:p>
+    <w:p>
+      <w:pPr>
+        <w:pStyle w:val="ListBullet"/>
+        <w:numPr>
+          <w:ilvl w:val="0"/>
+          <w:numId w:val="0"/>
+        </w:numPr>
+        <w:spacing w:line="360" w:lineRule="auto"/>
+      </w:pPr>
+      <w:r>
+        <w:t xml:space="preserve">2025-04-03 </w:t>
+      </w:r>
+      <w:proofErr w:type="spellStart"/>
+      <w:r>
+        <w:t>addded</w:t>
+      </w:r>
+      <w:proofErr w:type="spellEnd"/>
+      <w:r>
+        <w:t xml:space="preserve"> policy page and terms and conditions page links, expanded the plan doc</w:t>
+      </w:r>
+    </w:p>
+    <w:p>
+      <w:pPr>
+        <w:pStyle w:val="ListBullet"/>
+        <w:numPr>
+          <w:ilvl w:val="0"/>
+          <w:numId w:val="0"/>
+        </w:numPr>
+        <w:spacing w:line="360" w:lineRule="auto"/>
+      </w:pPr>
+      <w:r>
+        <w:t>2025-04-03 created a folder for finished pages</w:t>
+      </w:r>
+    </w:p>
+    <w:p>
+      <w:pPr>
+        <w:pStyle w:val="ListBullet"/>
+        <w:numPr>
+          <w:ilvl w:val="0"/>
+          <w:numId w:val="0"/>
+        </w:numPr>
+        <w:spacing w:line="360" w:lineRule="auto"/>
+      </w:pPr>
+      <w:r>
+        <w:t>2025-04-03 Fix logout link in index page template</w:t>
+      </w:r>
+    </w:p>
+    <w:p>
+      <w:pPr>
+        <w:pStyle w:val="ListBullet"/>
+        <w:numPr>
+          <w:ilvl w:val="0"/>
+          <w:numId w:val="0"/>
+        </w:numPr>
+        <w:spacing w:line="360" w:lineRule="auto"/>
+      </w:pPr>
+      <w:r>
+        <w:t>2025-04-03 Update users table to allow variable-length passwords</w:t>
+      </w:r>
+    </w:p>
+    <w:p>
+      <w:pPr>
+        <w:pStyle w:val="ListBullet"/>
+        <w:numPr>
+          <w:ilvl w:val="0"/>
+          <w:numId w:val="0"/>
+        </w:numPr>
+        <w:spacing w:line="360" w:lineRule="auto"/>
+      </w:pPr>
+      <w:r>
+        <w:t>2025-04-02 added notes to plan doc</w:t>
+      </w:r>
+    </w:p>
+    <w:p>
+      <w:pPr>
+        <w:pStyle w:val="ListBullet"/>
+        <w:numPr>
+          <w:ilvl w:val="0"/>
+          <w:numId w:val="0"/>
+        </w:numPr>
+        <w:spacing w:line="360" w:lineRule="auto"/>
+      </w:pPr>
+      <w:r>
+        <w:t>2025-04-02 Enhance user session management and add profile page; update login logic to use hashed passwords and display username on index page.</w:t>
+      </w:r>
+    </w:p>
+    <w:p>
+      <w:pPr>
+        <w:pStyle w:val="ListBullet"/>
+        <w:numPr>
+          <w:ilvl w:val="0"/>
+          <w:numId w:val="0"/>
+        </w:numPr>
+        <w:spacing w:line="360" w:lineRule="auto"/>
+      </w:pPr>
+      <w:r>
+        <w:t>2025-04-02 finished contact backend</w:t>
+      </w:r>
+    </w:p>
+    <w:p>
+      <w:pPr>
+        <w:pStyle w:val="ListBullet"/>
+        <w:numPr>
+          <w:ilvl w:val="0"/>
+          <w:numId w:val="0"/>
+        </w:numPr>
+        <w:spacing w:line="360" w:lineRule="auto"/>
+      </w:pPr>
+      <w:r>
+        <w:t>2025-04-02 created contact page backend, testing needs to happen</w:t>
+      </w:r>
+    </w:p>
+    <w:p>
+      <w:pPr>
+        <w:pStyle w:val="ListBullet"/>
+        <w:numPr>
+          <w:ilvl w:val="0"/>
+          <w:numId w:val="0"/>
+        </w:numPr>
+        <w:spacing w:line="360" w:lineRule="auto"/>
+      </w:pPr>
+      <w:r>
+        <w:t>2025-04-02 Add contact and error pages with updated templates and routing</w:t>
+      </w:r>
+    </w:p>
+    <w:p>
+      <w:pPr>
+        <w:pStyle w:val="ListBullet"/>
+        <w:numPr>
+          <w:ilvl w:val="0"/>
+          <w:numId w:val="0"/>
+        </w:numPr>
+        <w:spacing w:line="360" w:lineRule="auto"/>
+      </w:pPr>
+      <w:r>
+        <w:t>2025-04-02 Refactor information templates with enhanced layout, styling, and new pricing structure</w:t>
+      </w:r>
+    </w:p>
+    <w:p>
+      <w:pPr>
+        <w:pStyle w:val="ListBullet"/>
+        <w:numPr>
+          <w:ilvl w:val="0"/>
+          <w:numId w:val="0"/>
+        </w:numPr>
+        <w:spacing w:line="360" w:lineRule="auto"/>
+      </w:pPr>
+      <w:r>
+        <w:t xml:space="preserve">2025-04-02 edited </w:t>
+      </w:r>
+      <w:proofErr w:type="spellStart"/>
+      <w:r>
+        <w:t>imgages</w:t>
+      </w:r>
+      <w:proofErr w:type="spellEnd"/>
+    </w:p>
+    <w:p>
+      <w:pPr>
+        <w:pStyle w:val="ListBullet"/>
+        <w:numPr>
+          <w:ilvl w:val="0"/>
+          <w:numId w:val="0"/>
+        </w:numPr>
+        <w:spacing w:line="360" w:lineRule="auto"/>
+      </w:pPr>
+      <w:r>
+        <w:t>2025-04-02 Remove outdated information-pricing template and add new articles template with improved layout and styling</w:t>
+      </w:r>
+    </w:p>
+    <w:p>
+      <w:pPr>
+        <w:pStyle w:val="ListBullet"/>
+        <w:numPr>
+          <w:ilvl w:val="0"/>
+          <w:numId w:val="0"/>
+        </w:numPr>
+        <w:spacing w:line="360" w:lineRule="auto"/>
+      </w:pPr>
+      <w:r>
+        <w:t>2025-04-02 Revamp calculations choice template with enhanced layout, styling, and new background image</w:t>
+      </w:r>
+    </w:p>
+    <w:p>
+      <w:pPr>
+        <w:pStyle w:val="ListBullet"/>
+        <w:numPr>
+          <w:ilvl w:val="0"/>
+          <w:numId w:val="0"/>
+        </w:numPr>
+        <w:spacing w:line="360" w:lineRule="auto"/>
+      </w:pPr>
+      <w:r>
+        <w:t>2025-04-01 Enhance calculations choice template with improved layout and styling for assessments</w:t>
+      </w:r>
+    </w:p>
+    <w:p>
+      <w:pPr>
+        <w:pStyle w:val="ListBullet"/>
+        <w:numPr>
+          <w:ilvl w:val="0"/>
+          <w:numId w:val="0"/>
+        </w:numPr>
+        <w:spacing w:line="360" w:lineRule="auto"/>
+      </w:pPr>
+      <w:r>
+        <w:t>2025-04-01 finished backend for carbon footprint</w:t>
+      </w:r>
+    </w:p>
+    <w:p>
+      <w:pPr>
+        <w:pStyle w:val="ListBullet"/>
+        <w:numPr>
+          <w:ilvl w:val="0"/>
+          <w:numId w:val="0"/>
+        </w:numPr>
+        <w:spacing w:line="360" w:lineRule="auto"/>
+      </w:pPr>
+      <w:r>
+        <w:t>2025-04-01 Refactor carbon calculations logic for improved accuracy and update form validation</w:t>
+      </w:r>
+    </w:p>
+    <w:p>
+      <w:pPr>
+        <w:pStyle w:val="ListBullet"/>
+        <w:numPr>
+          <w:ilvl w:val="0"/>
+          <w:numId w:val="0"/>
+        </w:numPr>
+        <w:spacing w:line="360" w:lineRule="auto"/>
+      </w:pPr>
+      <w:r>
+        <w:t>2025-04-01 Add carbon calculation results template and refactor calculation logic for improved accuracy</w:t>
+      </w:r>
+    </w:p>
+    <w:p>
+      <w:pPr>
+        <w:pStyle w:val="ListBullet"/>
+        <w:numPr>
+          <w:ilvl w:val="0"/>
+          <w:numId w:val="0"/>
+        </w:numPr>
+        <w:spacing w:line="360" w:lineRule="auto"/>
+      </w:pPr>
+      <w:r>
+        <w:lastRenderedPageBreak/>
+        <w:t>2025-04-01 Refactor carbon interface and update booking template; remove unused files and enhance script functionality</w:t>
+      </w:r>
+    </w:p>
+    <w:p>
+      <w:pPr>
+        <w:pStyle w:val="ListBullet"/>
+        <w:numPr>
+          <w:ilvl w:val="0"/>
+          <w:numId w:val="0"/>
+        </w:numPr>
+        <w:spacing w:line="360" w:lineRule="auto"/>
+      </w:pPr>
+      <w:r>
+        <w:t>2025-04-01 Add carbon interface authentication and response handling</w:t>
+      </w:r>
+    </w:p>
+    <w:p>
+      <w:pPr>
+        <w:pStyle w:val="ListBullet"/>
+        <w:numPr>
+          <w:ilvl w:val="0"/>
+          <w:numId w:val="0"/>
+        </w:numPr>
+        <w:spacing w:line="360" w:lineRule="auto"/>
+      </w:pPr>
+      <w:r>
+        <w:t>2025-03-31 Add calculations functionality and update navigation links</w:t>
+      </w:r>
+    </w:p>
+    <w:p>
+      <w:pPr>
+        <w:pStyle w:val="ListBullet"/>
+        <w:numPr>
+          <w:ilvl w:val="0"/>
+          <w:numId w:val="0"/>
+        </w:numPr>
+        <w:spacing w:line="360" w:lineRule="auto"/>
+      </w:pPr>
+      <w:r>
+        <w:t>2025-03-31 fished backed for booking system</w:t>
+      </w:r>
+    </w:p>
+    <w:p>
+      <w:pPr>
+        <w:pStyle w:val="ListBullet"/>
+        <w:numPr>
+          <w:ilvl w:val="0"/>
+          <w:numId w:val="0"/>
+        </w:numPr>
+        <w:spacing w:line="360" w:lineRule="auto"/>
+      </w:pPr>
+      <w:r>
+        <w:t>2025-03-31 Add new information pricing and article templates; update routing and booking table structure</w:t>
+      </w:r>
+    </w:p>
+    <w:p>
+      <w:pPr>
+        <w:pStyle w:val="ListBullet"/>
+        <w:numPr>
+          <w:ilvl w:val="0"/>
+          <w:numId w:val="0"/>
+        </w:numPr>
+        <w:spacing w:line="360" w:lineRule="auto"/>
+      </w:pPr>
+      <w:r>
+        <w:t>2025-03-31 changed font</w:t>
+      </w:r>
+    </w:p>
+    <w:p>
+      <w:pPr>
+        <w:pStyle w:val="ListBullet"/>
+        <w:numPr>
+          <w:ilvl w:val="0"/>
+          <w:numId w:val="0"/>
+        </w:numPr>
+        <w:spacing w:line="360" w:lineRule="auto"/>
+      </w:pPr>
+      <w:r>
+        <w:t>2025-03-31 added the visuals to the booking page</w:t>
+      </w:r>
+    </w:p>
+    <w:p>
+      <w:pPr>
+        <w:pStyle w:val="ListBullet"/>
+        <w:numPr>
+          <w:ilvl w:val="0"/>
+          <w:numId w:val="0"/>
+        </w:numPr>
+        <w:spacing w:line="360" w:lineRule="auto"/>
+      </w:pPr>
+      <w:r>
+        <w:t>2025-03-28 Refactor CSS and HTML structure for improved layout and styling</w:t>
+      </w:r>
+    </w:p>
+    <w:p>
+      <w:pPr>
+        <w:pStyle w:val="ListBullet"/>
+        <w:numPr>
+          <w:ilvl w:val="0"/>
+          <w:numId w:val="0"/>
+        </w:numPr>
+        <w:spacing w:line="360" w:lineRule="auto"/>
+      </w:pPr>
+      <w:r>
+        <w:t xml:space="preserve">2025-03-28 editing </w:t>
+      </w:r>
+      <w:proofErr w:type="spellStart"/>
+      <w:r>
+        <w:t>css</w:t>
+      </w:r>
+      <w:proofErr w:type="spellEnd"/>
+      <w:r>
+        <w:t xml:space="preserve"> to be </w:t>
+      </w:r>
+      <w:proofErr w:type="spellStart"/>
+      <w:r>
+        <w:t>django</w:t>
+      </w:r>
+      <w:proofErr w:type="spellEnd"/>
+    </w:p>
+    <w:p>
+      <w:pPr>
+        <w:pStyle w:val="ListBullet"/>
+        <w:numPr>
+          <w:ilvl w:val="0"/>
+          <w:numId w:val="0"/>
+        </w:numPr>
+        <w:spacing w:line="360" w:lineRule="auto"/>
+      </w:pPr>
+      <w:r>
+        <w:t>2025-03-28 Refactor user authentication context processor and clean up database table definitions</w:t>
+      </w:r>
+    </w:p>
+    <w:p>
+      <w:pPr>
+        <w:pStyle w:val="ListBullet"/>
+        <w:numPr>
+          <w:ilvl w:val="0"/>
+          <w:numId w:val="0"/>
+        </w:numPr>
+        <w:spacing w:line="360" w:lineRule="auto"/>
+      </w:pPr>
+      <w:r>
+        <w:t>2025-03-28 edited folder structure added 404 page</w:t>
+      </w:r>
+    </w:p>
+    <w:p>
+      <w:pPr>
+        <w:pStyle w:val="ListBullet"/>
+        <w:numPr>
+          <w:ilvl w:val="0"/>
+          <w:numId w:val="0"/>
+        </w:numPr>
+        <w:spacing w:line="360" w:lineRule="auto"/>
+      </w:pPr>
+      <w:r>
+        <w:t>2025-03-28 Refactor database creation logic and update booking form action URL</w:t>
+      </w:r>
+    </w:p>
+    <w:p>
+      <w:pPr>
+        <w:pStyle w:val="ListBullet"/>
+        <w:numPr>
+          <w:ilvl w:val="0"/>
+          <w:numId w:val="0"/>
+        </w:numPr>
+        <w:spacing w:line="360" w:lineRule="auto"/>
+      </w:pPr>
+      <w:r>
+        <w:t>2025-03-28 Refactor calculations choice page layout and clean up HTML structure</w:t>
+      </w:r>
+    </w:p>
+    <w:p>
+      <w:pPr>
+        <w:pStyle w:val="ListBullet"/>
+        <w:numPr>
+          <w:ilvl w:val="0"/>
+          <w:numId w:val="0"/>
+        </w:numPr>
+        <w:spacing w:line="360" w:lineRule="auto"/>
+      </w:pPr>
+      <w:r>
+        <w:t xml:space="preserve">2025-03-28 removed all </w:t>
+      </w:r>
+      <w:proofErr w:type="spellStart"/>
+      <w:r>
+        <w:t>syling</w:t>
+      </w:r>
+      <w:proofErr w:type="spellEnd"/>
+      <w:r>
+        <w:t xml:space="preserve"> apart from on the nav and footer</w:t>
+      </w:r>
+    </w:p>
+    <w:p>
+      <w:pPr>
+        <w:pStyle w:val="ListBullet"/>
+        <w:numPr>
+          <w:ilvl w:val="0"/>
+          <w:numId w:val="0"/>
+        </w:numPr>
+        <w:spacing w:line="360" w:lineRule="auto"/>
+      </w:pPr>
+      <w:r>
+        <w:t>2025-03-28 Add CSS styles for calculations choice and login/register pages; create booking page template</w:t>
+      </w:r>
+    </w:p>
+    <w:p>
+      <w:pPr>
+        <w:pStyle w:val="ListBullet"/>
+        <w:numPr>
+          <w:ilvl w:val="0"/>
+          <w:numId w:val="0"/>
+        </w:numPr>
+        <w:spacing w:line="360" w:lineRule="auto"/>
+      </w:pPr>
+      <w:r>
+        <w:t>2025-03-28 Update calculations choice page layout and add carbon assessment section with form</w:t>
+      </w:r>
+    </w:p>
+    <w:p>
+      <w:pPr>
+        <w:pStyle w:val="ListBullet"/>
+        <w:numPr>
+          <w:ilvl w:val="0"/>
+          <w:numId w:val="0"/>
+        </w:numPr>
+        <w:spacing w:line="360" w:lineRule="auto"/>
+      </w:pPr>
+      <w:r>
+        <w:t>2025-03-27 Fix typo in calculations route and add new calculations choice page with styling</w:t>
+      </w:r>
+    </w:p>
+    <w:p>
+      <w:pPr>
+        <w:pStyle w:val="ListBullet"/>
+        <w:numPr>
+          <w:ilvl w:val="0"/>
+          <w:numId w:val="0"/>
+        </w:numPr>
+        <w:spacing w:line="360" w:lineRule="auto"/>
+      </w:pPr>
+      <w:r>
+        <w:t>2025-03-27 all pages have been added to folder</w:t>
+      </w:r>
+    </w:p>
+    <w:p>
+      <w:pPr>
+        <w:pStyle w:val="ListBullet"/>
+        <w:numPr>
+          <w:ilvl w:val="0"/>
+          <w:numId w:val="0"/>
+        </w:numPr>
+        <w:spacing w:line="360" w:lineRule="auto"/>
+      </w:pPr>
+      <w:r>
+        <w:t>2025-03-27 added calculations pages updated readme added routs for new pages</w:t>
+      </w:r>
+    </w:p>
+    <w:p>
+      <w:pPr>
+        <w:pStyle w:val="ListBullet"/>
+        <w:numPr>
+          <w:ilvl w:val="0"/>
+          <w:numId w:val="0"/>
+        </w:numPr>
+        <w:spacing w:line="360" w:lineRule="auto"/>
+      </w:pPr>
+      <w:r>
+        <w:t>2025-03-27 updated readme and added comments to main.py</w:t>
+      </w:r>
+    </w:p>
+    <w:p>
+      <w:pPr>
+        <w:pStyle w:val="ListBullet"/>
+        <w:numPr>
+          <w:ilvl w:val="0"/>
+          <w:numId w:val="0"/>
+        </w:numPr>
+        <w:spacing w:line="360" w:lineRule="auto"/>
+      </w:pPr>
+      <w:r>
+        <w:t>2025-03-27 Add user registration and booking functionality with database setup</w:t>
+      </w:r>
+    </w:p>
+    <w:p>
+      <w:pPr>
+        <w:pStyle w:val="ListBullet"/>
+        <w:numPr>
+          <w:ilvl w:val="0"/>
+          <w:numId w:val="0"/>
+        </w:numPr>
+        <w:spacing w:line="360" w:lineRule="auto"/>
+      </w:pPr>
+      <w:r>
+        <w:t>2025-03-27 version 1 of login and registration</w:t>
+      </w:r>
+    </w:p>
+    <w:p>
+      <w:pPr>
+        <w:pStyle w:val="ListBullet"/>
+        <w:numPr>
+          <w:ilvl w:val="0"/>
+          <w:numId w:val="0"/>
+        </w:numPr>
+        <w:spacing w:line="360" w:lineRule="auto"/>
+      </w:pPr>
+      <w:r>
+        <w:t xml:space="preserve">2025-03-27 finished login and </w:t>
+      </w:r>
+      <w:proofErr w:type="spellStart"/>
+      <w:r>
+        <w:t>registraion</w:t>
+      </w:r>
+      <w:proofErr w:type="spellEnd"/>
+      <w:r>
+        <w:t xml:space="preserve"> </w:t>
+      </w:r>
+      <w:proofErr w:type="spellStart"/>
+      <w:r>
+        <w:t>css</w:t>
+      </w:r>
+      <w:proofErr w:type="spellEnd"/>
+      <w:r>
+        <w:t xml:space="preserve"> and started backend for the login and </w:t>
+      </w:r>
+      <w:proofErr w:type="spellStart"/>
+      <w:r>
+        <w:t>registraion</w:t>
+      </w:r>
+      <w:proofErr w:type="spellEnd"/>
+      <w:r>
+        <w:t xml:space="preserve"> systems</w:t>
+      </w:r>
+    </w:p>
+    <w:p>
+      <w:pPr>
+        <w:pStyle w:val="ListBullet"/>
+        <w:numPr>
+          <w:ilvl w:val="0"/>
+          <w:numId w:val="0"/>
+        </w:numPr>
+        <w:spacing w:line="360" w:lineRule="auto"/>
+      </w:pPr>
+      <w:r>
+        <w:t>2025-03-26 Refactor login page layout and improve CSS styles for better readability</w:t>
+      </w:r>
+    </w:p>
+    <w:p>
+      <w:pPr>
+        <w:pStyle w:val="ListBullet"/>
+        <w:numPr>
+          <w:ilvl w:val="0"/>
+          <w:numId w:val="0"/>
+        </w:numPr>
+        <w:spacing w:line="360" w:lineRule="auto"/>
+      </w:pPr>
+      <w:r>
+        <w:t>2025-03-26 Fix route for booking choice and enhance layout styles in HTML and CSS</w:t>
+      </w:r>
+    </w:p>
+    <w:p>
+      <w:pPr>
+        <w:pStyle w:val="ListBullet"/>
+        <w:numPr>
+          <w:ilvl w:val="0"/>
+          <w:numId w:val="0"/>
+        </w:numPr>
+        <w:spacing w:line="360" w:lineRule="auto"/>
+      </w:pPr>
+      <w:r>
+        <w:lastRenderedPageBreak/>
+        <w:t>2025-03-26 added routes for other pages</w:t>
+      </w:r>
+    </w:p>
+    <w:p>
+      <w:pPr>
+        <w:pStyle w:val="ListBullet"/>
+        <w:numPr>
+          <w:ilvl w:val="0"/>
+          <w:numId w:val="0"/>
+        </w:numPr>
+        <w:spacing w:line="360" w:lineRule="auto"/>
+      </w:pPr>
+      <w:r>
+        <w:t xml:space="preserve">2025-03-26 </w:t>
+      </w:r>
+      <w:proofErr w:type="spellStart"/>
+      <w:r>
+        <w:t>fisnished</w:t>
+      </w:r>
+      <w:proofErr w:type="spellEnd"/>
+      <w:r>
+        <w:t xml:space="preserve"> </w:t>
+      </w:r>
+      <w:proofErr w:type="spellStart"/>
+      <w:r>
+        <w:t>seperation</w:t>
+      </w:r>
+      <w:proofErr w:type="spellEnd"/>
+      <w:r>
+        <w:t xml:space="preserve"> of footer </w:t>
+      </w:r>
+      <w:proofErr w:type="spellStart"/>
+      <w:r>
+        <w:t>syling</w:t>
+      </w:r>
+      <w:proofErr w:type="spellEnd"/>
+    </w:p>
+    <w:p>
+      <w:pPr>
+        <w:pStyle w:val="ListBullet"/>
+        <w:numPr>
+          <w:ilvl w:val="0"/>
+          <w:numId w:val="0"/>
+        </w:numPr>
+        <w:spacing w:line="360" w:lineRule="auto"/>
+      </w:pPr>
+      <w:r>
+        <w:t>2025-03-26 moved image files</w:t>
+      </w:r>
+    </w:p>
+    <w:p>
+      <w:pPr>
+        <w:pStyle w:val="ListBullet"/>
+        <w:numPr>
+          <w:ilvl w:val="0"/>
+          <w:numId w:val="0"/>
+        </w:numPr>
+        <w:spacing w:line="360" w:lineRule="auto"/>
+      </w:pPr>
+      <w:r>
+        <w:t>2025-03-26 Add star SVG graphic and update index.html for improved visual elements</w:t>
+      </w:r>
+    </w:p>
+    <w:p>
+      <w:pPr>
+        <w:pStyle w:val="ListBullet"/>
+        <w:numPr>
+          <w:ilvl w:val="0"/>
+          <w:numId w:val="0"/>
+        </w:numPr>
+        <w:spacing w:line="360" w:lineRule="auto"/>
+      </w:pPr>
+      <w:r>
+        <w:t>2025-03-26 Add SVG graphic for enhanced visual design</w:t>
+      </w:r>
+    </w:p>
+    <w:p>
+      <w:pPr>
+        <w:pStyle w:val="ListBullet"/>
+        <w:numPr>
+          <w:ilvl w:val="0"/>
+          <w:numId w:val="0"/>
+        </w:numPr>
+        <w:spacing w:line="360" w:lineRule="auto"/>
+      </w:pPr>
+      <w:r>
+        <w:t>2025-03-26 added solar background</w:t>
+      </w:r>
+    </w:p>
+    <w:p>
+      <w:pPr>
+        <w:pStyle w:val="ListBullet"/>
+        <w:numPr>
+          <w:ilvl w:val="0"/>
+          <w:numId w:val="0"/>
+        </w:numPr>
+        <w:spacing w:line="360" w:lineRule="auto"/>
+      </w:pPr>
+      <w:r>
+        <w:t xml:space="preserve">2025-03-26 </w:t>
+      </w:r>
+      <w:proofErr w:type="spellStart"/>
+      <w:r>
+        <w:t>compleated</w:t>
+      </w:r>
+      <w:proofErr w:type="spellEnd"/>
+      <w:r>
+        <w:t xml:space="preserve"> nav bare and home body</w:t>
+      </w:r>
+    </w:p>
+    <w:p>
+      <w:pPr>
+        <w:pStyle w:val="ListBullet"/>
+        <w:numPr>
+          <w:ilvl w:val="0"/>
+          <w:numId w:val="0"/>
+        </w:numPr>
+        <w:spacing w:line="360" w:lineRule="auto"/>
+      </w:pPr>
+      <w:r>
+        <w:t>2025-03-25 Add background styles and refactor index.html for improved layout</w:t>
+      </w:r>
+    </w:p>
+    <w:p>
+      <w:pPr>
+        <w:pStyle w:val="ListBullet"/>
+        <w:numPr>
+          <w:ilvl w:val="0"/>
+          <w:numId w:val="0"/>
+        </w:numPr>
+        <w:spacing w:line="360" w:lineRule="auto"/>
+      </w:pPr>
+      <w:r>
+        <w:t>2025-03-25 Refactor CSS for footer layout and update index.html for improved structure and responsiveness</w:t>
+      </w:r>
+    </w:p>
+    <w:p>
+      <w:pPr>
+        <w:pStyle w:val="ListBullet"/>
+        <w:numPr>
+          <w:ilvl w:val="0"/>
+          <w:numId w:val="0"/>
+        </w:numPr>
+        <w:spacing w:line="360" w:lineRule="auto"/>
+      </w:pPr>
+      <w:r>
+        <w:t xml:space="preserve">2025-03-25 Refactor CSS and HTML </w:t>
+      </w:r>
+      <w:proofErr w:type="gramStart"/>
+      <w:r>
+        <w:t>structure;</w:t>
+      </w:r>
+      <w:proofErr w:type="gramEnd"/>
+      <w:r>
+        <w:t xml:space="preserve"> update navigation and footer layout for improved responsiveness and styling</w:t>
+      </w:r>
+    </w:p>
+    <w:p>
+      <w:pPr>
+        <w:pStyle w:val="ListBullet"/>
+        <w:numPr>
+          <w:ilvl w:val="0"/>
+          <w:numId w:val="0"/>
+        </w:numPr>
+        <w:spacing w:line="360" w:lineRule="auto"/>
+      </w:pPr>
+      <w:r>
+        <w:t>2025-03-25 Add main CSS file and refactor index.html to remove inline styles; implement footer structure</w:t>
+      </w:r>
+    </w:p>
+    <w:p>
+      <w:pPr>
+        <w:pStyle w:val="ListBullet"/>
+        <w:numPr>
+          <w:ilvl w:val="0"/>
+          <w:numId w:val="0"/>
+        </w:numPr>
+        <w:spacing w:line="360" w:lineRule="auto"/>
+      </w:pPr>
+      <w:r>
+        <w:t>2025-03-25 added logo edited booking to have text and edited index</w:t>
+      </w:r>
+    </w:p>
+    <w:p>
+      <w:pPr>
+        <w:pStyle w:val="ListBullet"/>
+        <w:numPr>
+          <w:ilvl w:val="0"/>
+          <w:numId w:val="0"/>
+        </w:numPr>
+        <w:spacing w:line="360" w:lineRule="auto"/>
+      </w:pPr>
+      <w:r>
+        <w:t>2025-03-25 Add booking route and update navigation in index.html</w:t>
+      </w:r>
+    </w:p>
+    <w:p>
+      <w:pPr>
+        <w:pStyle w:val="ListBullet"/>
+        <w:numPr>
+          <w:ilvl w:val="0"/>
+          <w:numId w:val="0"/>
+        </w:numPr>
+        <w:spacing w:line="360" w:lineRule="auto"/>
+      </w:pPr>
+      <w:r>
+        <w:t>2025-03-25 Refactor HTML structure and styles; remove unused CSS, add new templates</w:t>
+      </w:r>
+    </w:p>
+    <w:p>
+      <w:pPr>
+        <w:pStyle w:val="ListBullet"/>
+        <w:numPr>
+          <w:ilvl w:val="0"/>
+          <w:numId w:val="0"/>
+        </w:numPr>
+        <w:spacing w:line="360" w:lineRule="auto"/>
+      </w:pPr>
+      <w:r>
+        <w:t xml:space="preserve">2025-03-25 added </w:t>
+      </w:r>
+      <w:proofErr w:type="spellStart"/>
+      <w:r>
+        <w:t>sytle</w:t>
+      </w:r>
+      <w:proofErr w:type="spellEnd"/>
+      <w:r>
+        <w:t xml:space="preserve"> sheet and page </w:t>
+      </w:r>
+      <w:proofErr w:type="spellStart"/>
+      <w:r>
+        <w:t>functianlity</w:t>
+      </w:r>
+      <w:proofErr w:type="spellEnd"/>
+    </w:p>
+    <w:p>
+      <w:pPr>
+        <w:pStyle w:val="ListBullet"/>
+        <w:numPr>
+          <w:ilvl w:val="0"/>
+          <w:numId w:val="0"/>
+        </w:numPr>
+        <w:spacing w:line="360" w:lineRule="auto"/>
+      </w:pPr>
+      <w:r>
+        <w:t>2025-03-25 Remove obsolete files and add initial Flask application structure</w:t>
+      </w:r>
+    </w:p>
+    <w:p>
+      <w:pPr>
+        <w:pStyle w:val="ListBullet"/>
+        <w:numPr>
+          <w:ilvl w:val="0"/>
+          <w:numId w:val="0"/>
+        </w:numPr>
+        <w:spacing w:line="360" w:lineRule="auto"/>
+      </w:pPr>
+      <w:r>
+        <w:t xml:space="preserve">2025-03-25 added readme </w:t>
+      </w:r>
+      <w:proofErr w:type="spellStart"/>
+      <w:r>
+        <w:t>requierments</w:t>
+      </w:r>
+      <w:proofErr w:type="spellEnd"/>
+      <w:r>
+        <w:t xml:space="preserve"> and plan files</w:t>
+      </w:r>
+    </w:p>
+    <w:p>
+      <w:pPr>
+        <w:pStyle w:val="ListBullet"/>
+        <w:numPr>
+          <w:ilvl w:val="0"/>
+          <w:numId w:val="0"/>
+        </w:numPr>
+        <w:spacing w:line="360" w:lineRule="auto"/>
+      </w:pPr>
+      <w:r>
+        <w:t>2025-03-25 Add initial files for Flask application structure</w:t>
       </w:r>
     </w:p>
     <w:sectPr>
@@ -909,7 +2277,6 @@
     <w:next w:val="Normal"/>
     <w:link w:val="Heading3Char"/>
     <w:uiPriority w:val="9"/>
-    <w:semiHidden/>
     <w:unhideWhenUsed/>
     <w:qFormat/>
     <w:rsid w:val="00A531C9"/>
@@ -1116,7 +2483,6 @@
     <w:basedOn w:val="DefaultParagraphFont"/>
     <w:link w:val="Heading3"/>
     <w:uiPriority w:val="9"/>
-    <w:semiHidden/>
     <w:rsid w:val="00A531C9"/>
     <w:rPr>
       <w:rFonts w:eastAsiaTheme="majorEastAsia" w:cstheme="majorBidi"/>
